--- a/workshop instruction/WS1 - Battery State Controller with Stateflow and Code Generation for Arduino_id.docx
+++ b/workshop instruction/WS1 - Battery State Controller with Stateflow and Code Generation for Arduino_id.docx
@@ -259,7 +259,7 @@
         <w:rPr>
           <w:rFonts w:ascii="Calibri" w:hAnsi="Calibri"/>
         </w:rPr>
-        <w:t>0. Ringkasan Workshop</w:t>
+        <w:t>1. Ringkasan Workshop</w:t>
       </w:r>
     </w:p>
     <w:p>
@@ -775,7 +775,7 @@
         <w:rPr>
           <w:rFonts w:ascii="Calibri" w:hAnsi="Calibri"/>
         </w:rPr>
-        <w:t>1. Tujuan Pembelajaran</w:t>
+        <w:t>2. Tujuan Pembelajaran</w:t>
       </w:r>
     </w:p>
     <w:p>
@@ -896,7 +896,7 @@
         <w:rPr>
           <w:rFonts w:ascii="Calibri" w:hAnsi="Calibri"/>
         </w:rPr>
-        <w:t>2. Verifikasi Toolbox (Langkah 0, ~10 menit)</w:t>
+        <w:t>3. Verifikasi Toolbox (Langkah 0, ~10 menit)</w:t>
       </w:r>
     </w:p>
     <w:p>
@@ -1400,7 +1400,7 @@
         <w:rPr>
           <w:rFonts w:ascii="Calibri" w:hAnsi="Calibri"/>
         </w:rPr>
-        <w:t>3. Buka Starter Model (Langkah 1, ~5 menit)</w:t>
+        <w:t>4. Buka Starter Model (Langkah 1, ~5 menit)</w:t>
       </w:r>
     </w:p>
     <w:p>
@@ -1774,7 +1774,7 @@
         <w:rPr>
           <w:rFonts w:ascii="Calibri" w:hAnsi="Calibri"/>
         </w:rPr>
-        <w:t>4. Bangun Chart Stateflow (Langkah 2–6, ~40 menit)</w:t>
+        <w:t>5. Bangun Chart Stateflow (Langkah 2–6, ~40 menit)</w:t>
       </w:r>
     </w:p>
     <w:p>
@@ -3952,7 +3952,7 @@
         <w:rPr>
           <w:rFonts w:ascii="Calibri" w:hAnsi="Calibri"/>
         </w:rPr>
-        <w:t>5. Simulasi &amp; Validasi (Langkah 7, ~15 menit)</w:t>
+        <w:t>6. Simulasi &amp; Validasi (Langkah 7, ~15 menit)</w:t>
       </w:r>
     </w:p>
     <w:p>
@@ -5158,7 +5158,7 @@
         <w:rPr>
           <w:rFonts w:ascii="Calibri" w:hAnsi="Calibri"/>
         </w:rPr>
-        <w:t>6. Generate Kode (Langkah 8, ~10 menit)</w:t>
+        <w:t>7. Generate Kode (Langkah 8, ~10 menit)</w:t>
       </w:r>
     </w:p>
     <w:p>
@@ -5531,7 +5531,7 @@
         <w:rPr>
           <w:rFonts w:ascii="Calibri" w:hAnsi="Calibri"/>
         </w:rPr>
-        <w:t>7. Deploy ke Arduino Uno (Langkah 9, ~15 menit)</w:t>
+        <w:t>8. Deploy ke Arduino Uno (Langkah 9, ~15 menit)</w:t>
       </w:r>
     </w:p>
     <w:p>
@@ -6102,7 +6102,7 @@
         <w:t xml:space="preserve">Wiring (per kelompok): </w:t>
       </w:r>
       <w:r>
-        <w:t>hubungkan potensiometer ke A0 (simulasikan Vpack), A1 (Ipack), A2 (suhu). Hubungkan **3 LED** dengan resistor 330 Ω ke **D8, D9, D10** (GND). Untuk cek cepat, putar A0: tegangan rendah → FAULT (D8, D9, D10 semua menyala), aman di tengah → IDLE (hanya D8), naikkan A1 di atas tengah → CHARGING (hanya D9), turunkan A1 di bawah tengah → DISCHARGING (hanya D10).</w:t>
+        <w:t>hubungkan potensiometer **1 kΩ–20 kΩ** ke A0 (simulasikan Vpack), A1 (Ipack), A2 (suhu). Hubungkan **3 LED** dengan resistor 330 Ω ke **D8, D9, D10** (GND). Untuk cek cepat, putar A0: tegangan rendah → FAULT (D8, D9, D10 semua menyala), aman di tengah → IDLE (hanya D8), naikkan A1 di atas tengah → CHARGING (hanya D9), turunkan A1 di bawah tengah → DISCHARGING (hanya D10).</w:t>
       </w:r>
     </w:p>
     <w:p>
@@ -6405,7 +6405,7 @@
         <w:rPr>
           <w:rFonts w:ascii="Calibri" w:hAnsi="Calibri"/>
         </w:rPr>
-        <w:t>8. Tantangan (Langkah 10, ~10 menit)</w:t>
+        <w:t>9. Tantangan (Langkah 10, ~10 menit)</w:t>
       </w:r>
     </w:p>
     <w:p>
@@ -6554,7 +6554,7 @@
         <w:rPr>
           <w:rFonts w:ascii="Calibri" w:hAnsi="Calibri"/>
         </w:rPr>
-        <w:t>9. Ringkasan</w:t>
+        <w:t>10. Ringkasan</w:t>
       </w:r>
     </w:p>
     <w:tbl>
@@ -7027,7 +7027,7 @@
         <w:rPr>
           <w:rFonts w:ascii="Calibri" w:hAnsi="Calibri"/>
         </w:rPr>
-        <w:t>10. Troubleshooting</w:t>
+        <w:t>11. Troubleshooting</w:t>
       </w:r>
     </w:p>
     <w:tbl>
@@ -7643,7 +7643,7 @@
         <w:rPr>
           <w:rFonts w:ascii="Calibri" w:hAnsi="Calibri"/>
         </w:rPr>
-        <w:t>11. Referensi MathWorks</w:t>
+        <w:t>12. Referensi MathWorks</w:t>
       </w:r>
     </w:p>
     <w:p>

--- a/workshop instruction/WS1 - Battery State Controller with Stateflow and Code Generation for Arduino_id.docx
+++ b/workshop instruction/WS1 - Battery State Controller with Stateflow and Code Generation for Arduino_id.docx
@@ -896,7 +896,7 @@
         <w:rPr>
           <w:rFonts w:ascii="Calibri" w:hAnsi="Calibri"/>
         </w:rPr>
-        <w:t>3. Verifikasi Toolbox (Langkah 0, ~10 menit)</w:t>
+        <w:t>3. Verifikasi Toolbox (Langkah 1, ~10 menit)</w:t>
       </w:r>
     </w:p>
     <w:p>
@@ -1400,7 +1400,7 @@
         <w:rPr>
           <w:rFonts w:ascii="Calibri" w:hAnsi="Calibri"/>
         </w:rPr>
-        <w:t>4. Buka Starter Model (Langkah 1, ~5 menit)</w:t>
+        <w:t>4. Buka Starter Model (Langkah 2, ~5 menit)</w:t>
       </w:r>
     </w:p>
     <w:p>
@@ -1774,7 +1774,7 @@
         <w:rPr>
           <w:rFonts w:ascii="Calibri" w:hAnsi="Calibri"/>
         </w:rPr>
-        <w:t>5. Bangun Chart Stateflow (Langkah 2–6, ~40 menit)</w:t>
+        <w:t>5. Bangun Chart Stateflow (Langkah 3–7, ~40 menit)</w:t>
       </w:r>
     </w:p>
     <w:p>
@@ -1802,7 +1802,7 @@
         <w:rPr>
           <w:rFonts w:ascii="Calibri" w:hAnsi="Calibri"/>
         </w:rPr>
-        <w:t>Langkah 2: Tambahkan empat state</w:t>
+        <w:t>Langkah 3: Tambahkan empat state</w:t>
       </w:r>
     </w:p>
     <w:p>
@@ -2059,7 +2059,7 @@
         <w:rPr>
           <w:rFonts w:ascii="Calibri" w:hAnsi="Calibri"/>
         </w:rPr>
-        <w:t>Langkah 3: Tambahkan aksi `during` pada tiap state</w:t>
+        <w:t>Langkah 4: Tambahkan aksi `during` pada tiap state</w:t>
       </w:r>
     </w:p>
     <w:p>
@@ -2306,7 +2306,7 @@
         <w:rPr>
           <w:rFonts w:ascii="Calibri" w:hAnsi="Calibri"/>
         </w:rPr>
-        <w:t>Langkah 4: Tambahkan transisi (guard)</w:t>
+        <w:t>Langkah 5: Tambahkan transisi (guard)</w:t>
       </w:r>
     </w:p>
     <w:p>
@@ -3394,7 +3394,7 @@
         <w:rPr>
           <w:rFonts w:ascii="Calibri" w:hAnsi="Calibri"/>
         </w:rPr>
-        <w:t>Langkah 5: Pastikan data chart (input / output)</w:t>
+        <w:t>Langkah 6: Pastikan data chart (input / output)</w:t>
       </w:r>
     </w:p>
     <w:p>
@@ -3907,7 +3907,7 @@
         <w:rPr>
           <w:rFonts w:ascii="Calibri" w:hAnsi="Calibri"/>
         </w:rPr>
-        <w:t>Langkah 6: Update &amp; simpan</w:t>
+        <w:t>Langkah 7: Update &amp; simpan</w:t>
       </w:r>
     </w:p>
     <w:p>
@@ -3952,7 +3952,7 @@
         <w:rPr>
           <w:rFonts w:ascii="Calibri" w:hAnsi="Calibri"/>
         </w:rPr>
-        <w:t>6. Simulasi &amp; Validasi (Langkah 7, ~15 menit)</w:t>
+        <w:t>6. Simulasi &amp; Validasi (Langkah 8, ~15 menit)</w:t>
       </w:r>
     </w:p>
     <w:p>
@@ -3989,7 +3989,7 @@
         <w:rPr>
           <w:rFonts w:ascii="Calibri" w:hAnsi="Calibri"/>
         </w:rPr>
-        <w:t>Langkah 7a: Jalankan 7 test case</w:t>
+        <w:t>Langkah 8a: Jalankan 7 test case</w:t>
       </w:r>
     </w:p>
     <w:p>
@@ -5125,7 +5125,7 @@
         <w:t xml:space="preserve">Kriteria lulus: </w:t>
       </w:r>
       <w:r>
-        <w:t>blok State Display menunjukkan Expected State dan `state_id` cocok untuk ke-7 kasus. Jika gagal, periksa ulang kondisi guard (Langkah 4) — salah ketik `&amp;&amp;` / `||` adalah penyebab umum.</w:t>
+        <w:t>blok State Display menunjukkan Expected State dan `state_id` cocok untuk ke-7 kasus. Jika gagal, periksa ulang kondisi guard (Langkah 5) — salah ketik `&amp;&amp;` / `||` adalah penyebab umum.</w:t>
       </w:r>
     </w:p>
     <w:p>
@@ -5158,7 +5158,7 @@
         <w:rPr>
           <w:rFonts w:ascii="Calibri" w:hAnsi="Calibri"/>
         </w:rPr>
-        <w:t>7. Generate Kode (Langkah 8, ~10 menit)</w:t>
+        <w:t>7. Generate Kode (Langkah 9, ~10 menit)</w:t>
       </w:r>
     </w:p>
     <w:p>
@@ -5520,7 +5520,7 @@
         <w:ind w:left="170"/>
       </w:pPr>
       <w:r>
-        <w:t>⚠️ Lisensi **Embedded Coder** diperlukan untuk `slbuild`. Jika hanya punya Arduino Support Package, langkah *deploy* (Langkah 9) tetap berjalan karena memicu generate kode secara internal — tapi laporan `slbuild` adalah cara paling jelas untuk *melihat* kodenya.</w:t>
+        <w:t>⚠️ Lisensi **Embedded Coder** diperlukan untuk `slbuild`. Jika hanya punya Arduino Support Package, langkah *deploy* (Langkah 10) tetap berjalan karena memicu generate kode secara internal — tapi laporan `slbuild` adalah cara paling jelas untuk *melihat* kodenya.</w:t>
       </w:r>
     </w:p>
     <w:p>
@@ -5531,7 +5531,7 @@
         <w:rPr>
           <w:rFonts w:ascii="Calibri" w:hAnsi="Calibri"/>
         </w:rPr>
-        <w:t>8. Deploy ke Arduino Uno (Langkah 9, ~15 menit)</w:t>
+        <w:t>8. Deploy ke Arduino Uno (Langkah 10, ~15 menit)</w:t>
       </w:r>
     </w:p>
     <w:p>
@@ -5542,7 +5542,7 @@
         <w:rPr>
           <w:rFonts w:ascii="Calibri" w:hAnsi="Calibri"/>
         </w:rPr>
-        <w:t>Langkah 9a: Alihkan ke input hardware</w:t>
+        <w:t>Langkah 10a: Alihkan ke input hardware</w:t>
       </w:r>
     </w:p>
     <w:p>
@@ -6113,7 +6113,7 @@
         <w:rPr>
           <w:rFonts w:ascii="Calibri" w:hAnsi="Calibri"/>
         </w:rPr>
-        <w:t>Langkah 9b: Konfigurasi &amp; build untuk hardware</w:t>
+        <w:t>Langkah 10b: Konfigurasi &amp; build untuk hardware</w:t>
       </w:r>
     </w:p>
     <w:p>
@@ -6263,7 +6263,7 @@
         <w:rPr>
           <w:rFonts w:ascii="Calibri" w:hAnsi="Calibri"/>
         </w:rPr>
-        <w:t>Langkah 9c: Baca paket status serial</w:t>
+        <w:t>Langkah 10c: Baca paket status serial</w:t>
       </w:r>
     </w:p>
     <w:p>
@@ -6405,7 +6405,7 @@
         <w:rPr>
           <w:rFonts w:ascii="Calibri" w:hAnsi="Calibri"/>
         </w:rPr>
-        <w:t>9. Tantangan (Langkah 10, ~10 menit)</w:t>
+        <w:t>9. Tantangan (Langkah 11, ~10 menit)</w:t>
       </w:r>
     </w:p>
     <w:p>
@@ -7364,7 +7364,7 @@
                 <w:b w:val="0"/>
                 <w:sz w:val="20"/>
               </w:rPr>
-              <w:t>Bandingkan guard dengan tabel Langkah 4 baris per baris</w:t>
+              <w:t>Bandingkan guard dengan tabel Langkah 5 baris per baris</w:t>
             </w:r>
           </w:p>
         </w:tc>

--- a/workshop instruction/WS1 - Battery State Controller with Stateflow and Code Generation for Arduino_id.docx
+++ b/workshop instruction/WS1 - Battery State Controller with Stateflow and Code Generation for Arduino_id.docx
@@ -984,7 +984,7 @@
           <w:color w:val="1A1A1A"/>
           <w:sz w:val="18"/>
         </w:rPr>
-        <w:t>&gt;&gt; ver('ecoder')         % Embedded Coder</w:t>
+        <w:t>&gt;&gt; ver('embeddedcoder')         % Embedded Coder</w:t>
       </w:r>
     </w:p>
     <w:p>
@@ -1343,7 +1343,7 @@
                 <w:b w:val="0"/>
                 <w:sz w:val="20"/>
               </w:rPr>
-              <w:t>`ver('ecoder')`</w:t>
+              <w:t>`ver('embeddedcoder')`</w:t>
             </w:r>
           </w:p>
         </w:tc>
@@ -2353,16 +2353,14 @@
         <w:tblLook w:firstColumn="1" w:firstRow="1" w:lastColumn="0" w:lastRow="0" w:noHBand="0" w:noVBand="1" w:val="04A0"/>
       </w:tblPr>
       <w:tblGrid>
-        <w:gridCol w:w="1881"/>
-        <w:gridCol w:w="1881"/>
-        <w:gridCol w:w="1881"/>
-        <w:gridCol w:w="1881"/>
-        <w:gridCol w:w="1881"/>
+        <w:gridCol w:w="3135"/>
+        <w:gridCol w:w="3135"/>
+        <w:gridCol w:w="3135"/>
       </w:tblGrid>
       <w:tr>
         <w:tc>
           <w:tcPr>
-            <w:tcW w:type="dxa" w:w="1881"/>
+            <w:tcW w:type="dxa" w:w="3135"/>
           </w:tcPr>
           <w:p>
             <w:r/>
@@ -2378,7 +2376,7 @@
         </w:tc>
         <w:tc>
           <w:tcPr>
-            <w:tcW w:type="dxa" w:w="1881"/>
+            <w:tcW w:type="dxa" w:w="3135"/>
           </w:tcPr>
           <w:p>
             <w:r/>
@@ -2394,39 +2392,7 @@
         </w:tc>
         <w:tc>
           <w:tcPr>
-            <w:tcW w:type="dxa" w:w="1881"/>
-          </w:tcPr>
-          <w:p>
-            <w:r/>
-            <w:r>
-              <w:rPr>
-                <w:rFonts w:ascii="Calibri" w:hAnsi="Calibri"/>
-                <w:b/>
-                <w:color w:val="003366"/>
-                <w:sz w:val="20"/>
-              </w:rPr>
-            </w:r>
-          </w:p>
-        </w:tc>
-        <w:tc>
-          <w:tcPr>
-            <w:tcW w:type="dxa" w:w="1881"/>
-          </w:tcPr>
-          <w:p>
-            <w:r/>
-            <w:r>
-              <w:rPr>
-                <w:rFonts w:ascii="Calibri" w:hAnsi="Calibri"/>
-                <w:b/>
-                <w:color w:val="003366"/>
-                <w:sz w:val="20"/>
-              </w:rPr>
-            </w:r>
-          </w:p>
-        </w:tc>
-        <w:tc>
-          <w:tcPr>
-            <w:tcW w:type="dxa" w:w="1881"/>
+            <w:tcW w:type="dxa" w:w="3135"/>
           </w:tcPr>
           <w:p>
             <w:r/>
@@ -2444,7 +2410,7 @@
       <w:tr>
         <w:tc>
           <w:tcPr>
-            <w:tcW w:type="dxa" w:w="1881"/>
+            <w:tcW w:type="dxa" w:w="3135"/>
           </w:tcPr>
           <w:p>
             <w:r/>
@@ -2460,7 +2426,7 @@
         </w:tc>
         <w:tc>
           <w:tcPr>
-            <w:tcW w:type="dxa" w:w="1881"/>
+            <w:tcW w:type="dxa" w:w="3135"/>
           </w:tcPr>
           <w:p>
             <w:r/>
@@ -2476,7 +2442,7 @@
         </w:tc>
         <w:tc>
           <w:tcPr>
-            <w:tcW w:type="dxa" w:w="1881"/>
+            <w:tcW w:type="dxa" w:w="3135"/>
           </w:tcPr>
           <w:p>
             <w:r/>
@@ -2490,41 +2456,11 @@
             </w:r>
           </w:p>
         </w:tc>
-        <w:tc>
-          <w:tcPr>
-            <w:tcW w:type="dxa" w:w="1881"/>
-          </w:tcPr>
-          <w:p>
-            <w:r/>
-            <w:r>
-              <w:rPr>
-                <w:rFonts w:ascii="Calibri" w:hAnsi="Calibri"/>
-                <w:b w:val="0"/>
-                <w:sz w:val="20"/>
-              </w:rPr>
-            </w:r>
-          </w:p>
-        </w:tc>
-        <w:tc>
-          <w:tcPr>
-            <w:tcW w:type="dxa" w:w="1881"/>
-          </w:tcPr>
-          <w:p>
-            <w:r/>
-            <w:r>
-              <w:rPr>
-                <w:rFonts w:ascii="Calibri" w:hAnsi="Calibri"/>
-                <w:b w:val="0"/>
-                <w:sz w:val="20"/>
-              </w:rPr>
-            </w:r>
-          </w:p>
-        </w:tc>
       </w:tr>
       <w:tr>
         <w:tc>
           <w:tcPr>
-            <w:tcW w:type="dxa" w:w="1881"/>
+            <w:tcW w:type="dxa" w:w="3135"/>
           </w:tcPr>
           <w:p>
             <w:r/>
@@ -2540,7 +2476,7 @@
         </w:tc>
         <w:tc>
           <w:tcPr>
-            <w:tcW w:type="dxa" w:w="1881"/>
+            <w:tcW w:type="dxa" w:w="3135"/>
           </w:tcPr>
           <w:p>
             <w:r/>
@@ -2556,7 +2492,7 @@
         </w:tc>
         <w:tc>
           <w:tcPr>
-            <w:tcW w:type="dxa" w:w="1881"/>
+            <w:tcW w:type="dxa" w:w="3135"/>
           </w:tcPr>
           <w:p>
             <w:r/>
@@ -2570,41 +2506,11 @@
             </w:r>
           </w:p>
         </w:tc>
-        <w:tc>
-          <w:tcPr>
-            <w:tcW w:type="dxa" w:w="1881"/>
-          </w:tcPr>
-          <w:p>
-            <w:r/>
-            <w:r>
-              <w:rPr>
-                <w:rFonts w:ascii="Calibri" w:hAnsi="Calibri"/>
-                <w:b w:val="0"/>
-                <w:sz w:val="20"/>
-              </w:rPr>
-            </w:r>
-          </w:p>
-        </w:tc>
-        <w:tc>
-          <w:tcPr>
-            <w:tcW w:type="dxa" w:w="1881"/>
-          </w:tcPr>
-          <w:p>
-            <w:r/>
-            <w:r>
-              <w:rPr>
-                <w:rFonts w:ascii="Calibri" w:hAnsi="Calibri"/>
-                <w:b w:val="0"/>
-                <w:sz w:val="20"/>
-              </w:rPr>
-            </w:r>
-          </w:p>
-        </w:tc>
       </w:tr>
       <w:tr>
         <w:tc>
           <w:tcPr>
-            <w:tcW w:type="dxa" w:w="1881"/>
+            <w:tcW w:type="dxa" w:w="3135"/>
           </w:tcPr>
           <w:p>
             <w:r/>
@@ -2620,7 +2526,7 @@
         </w:tc>
         <w:tc>
           <w:tcPr>
-            <w:tcW w:type="dxa" w:w="1881"/>
+            <w:tcW w:type="dxa" w:w="3135"/>
           </w:tcPr>
           <w:p>
             <w:r/>
@@ -2636,7 +2542,7 @@
         </w:tc>
         <w:tc>
           <w:tcPr>
-            <w:tcW w:type="dxa" w:w="1881"/>
+            <w:tcW w:type="dxa" w:w="3135"/>
           </w:tcPr>
           <w:p>
             <w:r/>
@@ -2650,41 +2556,11 @@
             </w:r>
           </w:p>
         </w:tc>
-        <w:tc>
-          <w:tcPr>
-            <w:tcW w:type="dxa" w:w="1881"/>
-          </w:tcPr>
-          <w:p>
-            <w:r/>
-            <w:r>
-              <w:rPr>
-                <w:rFonts w:ascii="Calibri" w:hAnsi="Calibri"/>
-                <w:b w:val="0"/>
-                <w:sz w:val="20"/>
-              </w:rPr>
-            </w:r>
-          </w:p>
-        </w:tc>
-        <w:tc>
-          <w:tcPr>
-            <w:tcW w:type="dxa" w:w="1881"/>
-          </w:tcPr>
-          <w:p>
-            <w:r/>
-            <w:r>
-              <w:rPr>
-                <w:rFonts w:ascii="Calibri" w:hAnsi="Calibri"/>
-                <w:b w:val="0"/>
-                <w:sz w:val="20"/>
-              </w:rPr>
-            </w:r>
-          </w:p>
-        </w:tc>
       </w:tr>
       <w:tr>
         <w:tc>
           <w:tcPr>
-            <w:tcW w:type="dxa" w:w="1881"/>
+            <w:tcW w:type="dxa" w:w="3135"/>
           </w:tcPr>
           <w:p>
             <w:r/>
@@ -2700,7 +2576,7 @@
         </w:tc>
         <w:tc>
           <w:tcPr>
-            <w:tcW w:type="dxa" w:w="1881"/>
+            <w:tcW w:type="dxa" w:w="3135"/>
           </w:tcPr>
           <w:p>
             <w:r/>
@@ -2710,45 +2586,13 @@
                 <w:b w:val="0"/>
                 <w:sz w:val="20"/>
               </w:rPr>
-              <w:t>`[Vpack &lt; 9.0</w:t>
+              <w:t>*(lihat blok di bawah)*</w:t>
             </w:r>
           </w:p>
         </w:tc>
         <w:tc>
           <w:tcPr>
-            <w:tcW w:type="dxa" w:w="1881"/>
-          </w:tcPr>
-          <w:p>
-            <w:r/>
-            <w:r>
-              <w:rPr>
-                <w:rFonts w:ascii="Calibri" w:hAnsi="Calibri"/>
-                <w:b w:val="0"/>
-                <w:sz w:val="20"/>
-              </w:rPr>
-              <w:t>Vpack &gt; 12.6</w:t>
-            </w:r>
-          </w:p>
-        </w:tc>
-        <w:tc>
-          <w:tcPr>
-            <w:tcW w:type="dxa" w:w="1881"/>
-          </w:tcPr>
-          <w:p>
-            <w:r/>
-            <w:r>
-              <w:rPr>
-                <w:rFonts w:ascii="Calibri" w:hAnsi="Calibri"/>
-                <w:b w:val="0"/>
-                <w:sz w:val="20"/>
-              </w:rPr>
-              <w:t>BatteryTemp_C &gt; 50]`</w:t>
-            </w:r>
-          </w:p>
-        </w:tc>
-        <w:tc>
-          <w:tcPr>
-            <w:tcW w:type="dxa" w:w="1881"/>
+            <w:tcW w:type="dxa" w:w="3135"/>
           </w:tcPr>
           <w:p>
             <w:r/>
@@ -2766,7 +2610,7 @@
       <w:tr>
         <w:tc>
           <w:tcPr>
-            <w:tcW w:type="dxa" w:w="1881"/>
+            <w:tcW w:type="dxa" w:w="3135"/>
           </w:tcPr>
           <w:p>
             <w:r/>
@@ -2782,7 +2626,7 @@
         </w:tc>
         <w:tc>
           <w:tcPr>
-            <w:tcW w:type="dxa" w:w="1881"/>
+            <w:tcW w:type="dxa" w:w="3135"/>
           </w:tcPr>
           <w:p>
             <w:r/>
@@ -2798,7 +2642,7 @@
         </w:tc>
         <w:tc>
           <w:tcPr>
-            <w:tcW w:type="dxa" w:w="1881"/>
+            <w:tcW w:type="dxa" w:w="3135"/>
           </w:tcPr>
           <w:p>
             <w:r/>
@@ -2812,41 +2656,11 @@
             </w:r>
           </w:p>
         </w:tc>
-        <w:tc>
-          <w:tcPr>
-            <w:tcW w:type="dxa" w:w="1881"/>
-          </w:tcPr>
-          <w:p>
-            <w:r/>
-            <w:r>
-              <w:rPr>
-                <w:rFonts w:ascii="Calibri" w:hAnsi="Calibri"/>
-                <w:b w:val="0"/>
-                <w:sz w:val="20"/>
-              </w:rPr>
-            </w:r>
-          </w:p>
-        </w:tc>
-        <w:tc>
-          <w:tcPr>
-            <w:tcW w:type="dxa" w:w="1881"/>
-          </w:tcPr>
-          <w:p>
-            <w:r/>
-            <w:r>
-              <w:rPr>
-                <w:rFonts w:ascii="Calibri" w:hAnsi="Calibri"/>
-                <w:b w:val="0"/>
-                <w:sz w:val="20"/>
-              </w:rPr>
-            </w:r>
-          </w:p>
-        </w:tc>
       </w:tr>
       <w:tr>
         <w:tc>
           <w:tcPr>
-            <w:tcW w:type="dxa" w:w="1881"/>
+            <w:tcW w:type="dxa" w:w="3135"/>
           </w:tcPr>
           <w:p>
             <w:r/>
@@ -2862,7 +2676,7 @@
         </w:tc>
         <w:tc>
           <w:tcPr>
-            <w:tcW w:type="dxa" w:w="1881"/>
+            <w:tcW w:type="dxa" w:w="3135"/>
           </w:tcPr>
           <w:p>
             <w:r/>
@@ -2878,7 +2692,7 @@
         </w:tc>
         <w:tc>
           <w:tcPr>
-            <w:tcW w:type="dxa" w:w="1881"/>
+            <w:tcW w:type="dxa" w:w="3135"/>
           </w:tcPr>
           <w:p>
             <w:r/>
@@ -2892,41 +2706,11 @@
             </w:r>
           </w:p>
         </w:tc>
-        <w:tc>
-          <w:tcPr>
-            <w:tcW w:type="dxa" w:w="1881"/>
-          </w:tcPr>
-          <w:p>
-            <w:r/>
-            <w:r>
-              <w:rPr>
-                <w:rFonts w:ascii="Calibri" w:hAnsi="Calibri"/>
-                <w:b w:val="0"/>
-                <w:sz w:val="20"/>
-              </w:rPr>
-            </w:r>
-          </w:p>
-        </w:tc>
-        <w:tc>
-          <w:tcPr>
-            <w:tcW w:type="dxa" w:w="1881"/>
-          </w:tcPr>
-          <w:p>
-            <w:r/>
-            <w:r>
-              <w:rPr>
-                <w:rFonts w:ascii="Calibri" w:hAnsi="Calibri"/>
-                <w:b w:val="0"/>
-                <w:sz w:val="20"/>
-              </w:rPr>
-            </w:r>
-          </w:p>
-        </w:tc>
       </w:tr>
       <w:tr>
         <w:tc>
           <w:tcPr>
-            <w:tcW w:type="dxa" w:w="1881"/>
+            <w:tcW w:type="dxa" w:w="3135"/>
           </w:tcPr>
           <w:p>
             <w:r/>
@@ -2942,7 +2726,7 @@
         </w:tc>
         <w:tc>
           <w:tcPr>
-            <w:tcW w:type="dxa" w:w="1881"/>
+            <w:tcW w:type="dxa" w:w="3135"/>
           </w:tcPr>
           <w:p>
             <w:r/>
@@ -2952,45 +2736,13 @@
                 <w:b w:val="0"/>
                 <w:sz w:val="20"/>
               </w:rPr>
-              <w:t>`[Vpack &lt; 9.0</w:t>
+              <w:t>*(lihat blok di bawah)*</w:t>
             </w:r>
           </w:p>
         </w:tc>
         <w:tc>
           <w:tcPr>
-            <w:tcW w:type="dxa" w:w="1881"/>
-          </w:tcPr>
-          <w:p>
-            <w:r/>
-            <w:r>
-              <w:rPr>
-                <w:rFonts w:ascii="Calibri" w:hAnsi="Calibri"/>
-                <w:b w:val="0"/>
-                <w:sz w:val="20"/>
-              </w:rPr>
-              <w:t>Vpack &gt; 12.6</w:t>
-            </w:r>
-          </w:p>
-        </w:tc>
-        <w:tc>
-          <w:tcPr>
-            <w:tcW w:type="dxa" w:w="1881"/>
-          </w:tcPr>
-          <w:p>
-            <w:r/>
-            <w:r>
-              <w:rPr>
-                <w:rFonts w:ascii="Calibri" w:hAnsi="Calibri"/>
-                <w:b w:val="0"/>
-                <w:sz w:val="20"/>
-              </w:rPr>
-              <w:t>BatteryTemp_C &gt; 50]`</w:t>
-            </w:r>
-          </w:p>
-        </w:tc>
-        <w:tc>
-          <w:tcPr>
-            <w:tcW w:type="dxa" w:w="1881"/>
+            <w:tcW w:type="dxa" w:w="3135"/>
           </w:tcPr>
           <w:p>
             <w:r/>
@@ -3008,7 +2760,7 @@
       <w:tr>
         <w:tc>
           <w:tcPr>
-            <w:tcW w:type="dxa" w:w="1881"/>
+            <w:tcW w:type="dxa" w:w="3135"/>
           </w:tcPr>
           <w:p>
             <w:r/>
@@ -3024,7 +2776,7 @@
         </w:tc>
         <w:tc>
           <w:tcPr>
-            <w:tcW w:type="dxa" w:w="1881"/>
+            <w:tcW w:type="dxa" w:w="3135"/>
           </w:tcPr>
           <w:p>
             <w:r/>
@@ -3040,7 +2792,7 @@
         </w:tc>
         <w:tc>
           <w:tcPr>
-            <w:tcW w:type="dxa" w:w="1881"/>
+            <w:tcW w:type="dxa" w:w="3135"/>
           </w:tcPr>
           <w:p>
             <w:r/>
@@ -3054,41 +2806,11 @@
             </w:r>
           </w:p>
         </w:tc>
-        <w:tc>
-          <w:tcPr>
-            <w:tcW w:type="dxa" w:w="1881"/>
-          </w:tcPr>
-          <w:p>
-            <w:r/>
-            <w:r>
-              <w:rPr>
-                <w:rFonts w:ascii="Calibri" w:hAnsi="Calibri"/>
-                <w:b w:val="0"/>
-                <w:sz w:val="20"/>
-              </w:rPr>
-            </w:r>
-          </w:p>
-        </w:tc>
-        <w:tc>
-          <w:tcPr>
-            <w:tcW w:type="dxa" w:w="1881"/>
-          </w:tcPr>
-          <w:p>
-            <w:r/>
-            <w:r>
-              <w:rPr>
-                <w:rFonts w:ascii="Calibri" w:hAnsi="Calibri"/>
-                <w:b w:val="0"/>
-                <w:sz w:val="20"/>
-              </w:rPr>
-            </w:r>
-          </w:p>
-        </w:tc>
       </w:tr>
       <w:tr>
         <w:tc>
           <w:tcPr>
-            <w:tcW w:type="dxa" w:w="1881"/>
+            <w:tcW w:type="dxa" w:w="3135"/>
           </w:tcPr>
           <w:p>
             <w:r/>
@@ -3104,7 +2826,7 @@
         </w:tc>
         <w:tc>
           <w:tcPr>
-            <w:tcW w:type="dxa" w:w="1881"/>
+            <w:tcW w:type="dxa" w:w="3135"/>
           </w:tcPr>
           <w:p>
             <w:r/>
@@ -3120,7 +2842,7 @@
         </w:tc>
         <w:tc>
           <w:tcPr>
-            <w:tcW w:type="dxa" w:w="1881"/>
+            <w:tcW w:type="dxa" w:w="3135"/>
           </w:tcPr>
           <w:p>
             <w:r/>
@@ -3134,41 +2856,11 @@
             </w:r>
           </w:p>
         </w:tc>
-        <w:tc>
-          <w:tcPr>
-            <w:tcW w:type="dxa" w:w="1881"/>
-          </w:tcPr>
-          <w:p>
-            <w:r/>
-            <w:r>
-              <w:rPr>
-                <w:rFonts w:ascii="Calibri" w:hAnsi="Calibri"/>
-                <w:b w:val="0"/>
-                <w:sz w:val="20"/>
-              </w:rPr>
-            </w:r>
-          </w:p>
-        </w:tc>
-        <w:tc>
-          <w:tcPr>
-            <w:tcW w:type="dxa" w:w="1881"/>
-          </w:tcPr>
-          <w:p>
-            <w:r/>
-            <w:r>
-              <w:rPr>
-                <w:rFonts w:ascii="Calibri" w:hAnsi="Calibri"/>
-                <w:b w:val="0"/>
-                <w:sz w:val="20"/>
-              </w:rPr>
-            </w:r>
-          </w:p>
-        </w:tc>
       </w:tr>
       <w:tr>
         <w:tc>
           <w:tcPr>
-            <w:tcW w:type="dxa" w:w="1881"/>
+            <w:tcW w:type="dxa" w:w="3135"/>
           </w:tcPr>
           <w:p>
             <w:r/>
@@ -3184,7 +2876,7 @@
         </w:tc>
         <w:tc>
           <w:tcPr>
-            <w:tcW w:type="dxa" w:w="1881"/>
+            <w:tcW w:type="dxa" w:w="3135"/>
           </w:tcPr>
           <w:p>
             <w:r/>
@@ -3194,45 +2886,13 @@
                 <w:b w:val="0"/>
                 <w:sz w:val="20"/>
               </w:rPr>
-              <w:t>`[Vpack &lt; 9.0</w:t>
+              <w:t>*(lihat blok di bawah)*</w:t>
             </w:r>
           </w:p>
         </w:tc>
         <w:tc>
           <w:tcPr>
-            <w:tcW w:type="dxa" w:w="1881"/>
-          </w:tcPr>
-          <w:p>
-            <w:r/>
-            <w:r>
-              <w:rPr>
-                <w:rFonts w:ascii="Calibri" w:hAnsi="Calibri"/>
-                <w:b w:val="0"/>
-                <w:sz w:val="20"/>
-              </w:rPr>
-              <w:t>Vpack &gt; 12.6</w:t>
-            </w:r>
-          </w:p>
-        </w:tc>
-        <w:tc>
-          <w:tcPr>
-            <w:tcW w:type="dxa" w:w="1881"/>
-          </w:tcPr>
-          <w:p>
-            <w:r/>
-            <w:r>
-              <w:rPr>
-                <w:rFonts w:ascii="Calibri" w:hAnsi="Calibri"/>
-                <w:b w:val="0"/>
-                <w:sz w:val="20"/>
-              </w:rPr>
-              <w:t>BatteryTemp_C &gt; 50]`</w:t>
-            </w:r>
-          </w:p>
-        </w:tc>
-        <w:tc>
-          <w:tcPr>
-            <w:tcW w:type="dxa" w:w="1881"/>
+            <w:tcW w:type="dxa" w:w="3135"/>
           </w:tcPr>
           <w:p>
             <w:r/>
@@ -3250,7 +2910,7 @@
       <w:tr>
         <w:tc>
           <w:tcPr>
-            <w:tcW w:type="dxa" w:w="1881"/>
+            <w:tcW w:type="dxa" w:w="3135"/>
           </w:tcPr>
           <w:p>
             <w:r/>
@@ -3266,7 +2926,7 @@
         </w:tc>
         <w:tc>
           <w:tcPr>
-            <w:tcW w:type="dxa" w:w="1881"/>
+            <w:tcW w:type="dxa" w:w="3135"/>
           </w:tcPr>
           <w:p>
             <w:r/>
@@ -3282,7 +2942,7 @@
         </w:tc>
         <w:tc>
           <w:tcPr>
-            <w:tcW w:type="dxa" w:w="1881"/>
+            <w:tcW w:type="dxa" w:w="3135"/>
           </w:tcPr>
           <w:p>
             <w:r/>
@@ -3296,38 +2956,57 @@
             </w:r>
           </w:p>
         </w:tc>
-        <w:tc>
-          <w:tcPr>
-            <w:tcW w:type="dxa" w:w="1881"/>
-          </w:tcPr>
-          <w:p>
-            <w:r/>
-            <w:r>
-              <w:rPr>
-                <w:rFonts w:ascii="Calibri" w:hAnsi="Calibri"/>
-                <w:b w:val="0"/>
-                <w:sz w:val="20"/>
-              </w:rPr>
-            </w:r>
-          </w:p>
-        </w:tc>
-        <w:tc>
-          <w:tcPr>
-            <w:tcW w:type="dxa" w:w="1881"/>
-          </w:tcPr>
-          <w:p>
-            <w:r/>
-            <w:r>
-              <w:rPr>
-                <w:rFonts w:ascii="Calibri" w:hAnsi="Calibri"/>
-                <w:b w:val="0"/>
-                <w:sz w:val="20"/>
-              </w:rPr>
-            </w:r>
-          </w:p>
-        </w:tc>
       </w:tr>
     </w:tbl>
+    <w:p>
+      <w:pPr>
+        <w:spacing w:after="40"/>
+      </w:pPr>
+    </w:p>
+    <w:p>
+      <w:pPr>
+        <w:spacing w:after="0"/>
+        <w:ind w:left="283"/>
+      </w:pPr>
+      <w:r>
+        <w:rPr>
+          <w:rFonts w:ascii="Consolas" w:hAnsi="Consolas"/>
+          <w:color w:val="1A1A1A"/>
+          <w:sz w:val="18"/>
+        </w:rPr>
+        <w:t>IDLE → FAULT          [Vpack &lt; 9.0 || Vpack &gt; 12.6 || BatteryTemp_C &gt; 50]</w:t>
+        <w:br/>
+      </w:r>
+    </w:p>
+    <w:p>
+      <w:pPr>
+        <w:spacing w:after="0"/>
+        <w:ind w:left="283"/>
+      </w:pPr>
+      <w:r>
+        <w:rPr>
+          <w:rFonts w:ascii="Consolas" w:hAnsi="Consolas"/>
+          <w:color w:val="1A1A1A"/>
+          <w:sz w:val="18"/>
+        </w:rPr>
+        <w:t>CHARGING → FAULT      [Vpack &lt; 9.0 || Vpack &gt; 12.6 || BatteryTemp_C &gt; 50]</w:t>
+        <w:br/>
+      </w:r>
+    </w:p>
+    <w:p>
+      <w:pPr>
+        <w:spacing w:after="0"/>
+        <w:ind w:left="283"/>
+      </w:pPr>
+      <w:r>
+        <w:rPr>
+          <w:rFonts w:ascii="Consolas" w:hAnsi="Consolas"/>
+          <w:color w:val="1A1A1A"/>
+          <w:sz w:val="18"/>
+        </w:rPr>
+        <w:t>DISCHARGING → FAULT   [Vpack &lt; 9.0 || Vpack &gt; 12.6 || BatteryTemp_C &gt; 50]</w:t>
+      </w:r>
+    </w:p>
     <w:p>
       <w:pPr>
         <w:spacing w:after="40"/>
@@ -7037,15 +6716,14 @@
         <w:tblLook w:firstColumn="1" w:firstRow="1" w:lastColumn="0" w:lastRow="0" w:noHBand="0" w:noVBand="1" w:val="04A0"/>
       </w:tblPr>
       <w:tblGrid>
-        <w:gridCol w:w="2351"/>
-        <w:gridCol w:w="2351"/>
-        <w:gridCol w:w="2351"/>
-        <w:gridCol w:w="2351"/>
+        <w:gridCol w:w="3135"/>
+        <w:gridCol w:w="3135"/>
+        <w:gridCol w:w="3135"/>
       </w:tblGrid>
       <w:tr>
         <w:tc>
           <w:tcPr>
-            <w:tcW w:type="dxa" w:w="2351"/>
+            <w:tcW w:type="dxa" w:w="3135"/>
           </w:tcPr>
           <w:p>
             <w:r/>
@@ -7061,7 +6739,7 @@
         </w:tc>
         <w:tc>
           <w:tcPr>
-            <w:tcW w:type="dxa" w:w="2351"/>
+            <w:tcW w:type="dxa" w:w="3135"/>
           </w:tcPr>
           <w:p>
             <w:r/>
@@ -7077,23 +6755,7 @@
         </w:tc>
         <w:tc>
           <w:tcPr>
-            <w:tcW w:type="dxa" w:w="2351"/>
-          </w:tcPr>
-          <w:p>
-            <w:r/>
-            <w:r>
-              <w:rPr>
-                <w:rFonts w:ascii="Calibri" w:hAnsi="Calibri"/>
-                <w:b/>
-                <w:color w:val="003366"/>
-                <w:sz w:val="20"/>
-              </w:rPr>
-            </w:r>
-          </w:p>
-        </w:tc>
-        <w:tc>
-          <w:tcPr>
-            <w:tcW w:type="dxa" w:w="2351"/>
+            <w:tcW w:type="dxa" w:w="3135"/>
           </w:tcPr>
           <w:p>
             <w:r/>
@@ -7111,7 +6773,7 @@
       <w:tr>
         <w:tc>
           <w:tcPr>
-            <w:tcW w:type="dxa" w:w="2351"/>
+            <w:tcW w:type="dxa" w:w="3135"/>
           </w:tcPr>
           <w:p>
             <w:r/>
@@ -7127,7 +6789,7 @@
         </w:tc>
         <w:tc>
           <w:tcPr>
-            <w:tcW w:type="dxa" w:w="2351"/>
+            <w:tcW w:type="dxa" w:w="3135"/>
           </w:tcPr>
           <w:p>
             <w:r/>
@@ -7143,7 +6805,7 @@
         </w:tc>
         <w:tc>
           <w:tcPr>
-            <w:tcW w:type="dxa" w:w="2351"/>
+            <w:tcW w:type="dxa" w:w="3135"/>
           </w:tcPr>
           <w:p>
             <w:r/>
@@ -7157,26 +6819,11 @@
             </w:r>
           </w:p>
         </w:tc>
-        <w:tc>
-          <w:tcPr>
-            <w:tcW w:type="dxa" w:w="2351"/>
-          </w:tcPr>
-          <w:p>
-            <w:r/>
-            <w:r>
-              <w:rPr>
-                <w:rFonts w:ascii="Calibri" w:hAnsi="Calibri"/>
-                <w:b w:val="0"/>
-                <w:sz w:val="20"/>
-              </w:rPr>
-            </w:r>
-          </w:p>
-        </w:tc>
       </w:tr>
       <w:tr>
         <w:tc>
           <w:tcPr>
-            <w:tcW w:type="dxa" w:w="2351"/>
+            <w:tcW w:type="dxa" w:w="3135"/>
           </w:tcPr>
           <w:p>
             <w:r/>
@@ -7192,7 +6839,7 @@
         </w:tc>
         <w:tc>
           <w:tcPr>
-            <w:tcW w:type="dxa" w:w="2351"/>
+            <w:tcW w:type="dxa" w:w="3135"/>
           </w:tcPr>
           <w:p>
             <w:r/>
@@ -7208,7 +6855,7 @@
         </w:tc>
         <w:tc>
           <w:tcPr>
-            <w:tcW w:type="dxa" w:w="2351"/>
+            <w:tcW w:type="dxa" w:w="3135"/>
           </w:tcPr>
           <w:p>
             <w:r/>
@@ -7222,26 +6869,11 @@
             </w:r>
           </w:p>
         </w:tc>
-        <w:tc>
-          <w:tcPr>
-            <w:tcW w:type="dxa" w:w="2351"/>
-          </w:tcPr>
-          <w:p>
-            <w:r/>
-            <w:r>
-              <w:rPr>
-                <w:rFonts w:ascii="Calibri" w:hAnsi="Calibri"/>
-                <w:b w:val="0"/>
-                <w:sz w:val="20"/>
-              </w:rPr>
-            </w:r>
-          </w:p>
-        </w:tc>
       </w:tr>
       <w:tr>
         <w:tc>
           <w:tcPr>
-            <w:tcW w:type="dxa" w:w="2351"/>
+            <w:tcW w:type="dxa" w:w="3135"/>
           </w:tcPr>
           <w:p>
             <w:r/>
@@ -7257,7 +6889,7 @@
         </w:tc>
         <w:tc>
           <w:tcPr>
-            <w:tcW w:type="dxa" w:w="2351"/>
+            <w:tcW w:type="dxa" w:w="3135"/>
           </w:tcPr>
           <w:p>
             <w:r/>
@@ -7273,7 +6905,7 @@
         </w:tc>
         <w:tc>
           <w:tcPr>
-            <w:tcW w:type="dxa" w:w="2351"/>
+            <w:tcW w:type="dxa" w:w="3135"/>
           </w:tcPr>
           <w:p>
             <w:r/>
@@ -7287,26 +6919,11 @@
             </w:r>
           </w:p>
         </w:tc>
-        <w:tc>
-          <w:tcPr>
-            <w:tcW w:type="dxa" w:w="2351"/>
-          </w:tcPr>
-          <w:p>
-            <w:r/>
-            <w:r>
-              <w:rPr>
-                <w:rFonts w:ascii="Calibri" w:hAnsi="Calibri"/>
-                <w:b w:val="0"/>
-                <w:sz w:val="20"/>
-              </w:rPr>
-            </w:r>
-          </w:p>
-        </w:tc>
       </w:tr>
       <w:tr>
         <w:tc>
           <w:tcPr>
-            <w:tcW w:type="dxa" w:w="2351"/>
+            <w:tcW w:type="dxa" w:w="3135"/>
           </w:tcPr>
           <w:p>
             <w:r/>
@@ -7322,7 +6939,7 @@
         </w:tc>
         <w:tc>
           <w:tcPr>
-            <w:tcW w:type="dxa" w:w="2351"/>
+            <w:tcW w:type="dxa" w:w="3135"/>
           </w:tcPr>
           <w:p>
             <w:r/>
@@ -7332,29 +6949,13 @@
                 <w:b w:val="0"/>
                 <w:sz w:val="20"/>
               </w:rPr>
-              <w:t>Typo di guard `&amp;&amp;` / `</w:t>
+              <w:t>Typo di guard AND atau OR</w:t>
             </w:r>
           </w:p>
         </w:tc>
         <w:tc>
           <w:tcPr>
-            <w:tcW w:type="dxa" w:w="2351"/>
-          </w:tcPr>
-          <w:p>
-            <w:r/>
-            <w:r>
-              <w:rPr>
-                <w:rFonts w:ascii="Calibri" w:hAnsi="Calibri"/>
-                <w:b w:val="0"/>
-                <w:sz w:val="20"/>
-              </w:rPr>
-              <w:t>`</w:t>
-            </w:r>
-          </w:p>
-        </w:tc>
-        <w:tc>
-          <w:tcPr>
-            <w:tcW w:type="dxa" w:w="2351"/>
+            <w:tcW w:type="dxa" w:w="3135"/>
           </w:tcPr>
           <w:p>
             <w:r/>
@@ -7372,7 +6973,7 @@
       <w:tr>
         <w:tc>
           <w:tcPr>
-            <w:tcW w:type="dxa" w:w="2351"/>
+            <w:tcW w:type="dxa" w:w="3135"/>
           </w:tcPr>
           <w:p>
             <w:r/>
@@ -7388,7 +6989,7 @@
         </w:tc>
         <w:tc>
           <w:tcPr>
-            <w:tcW w:type="dxa" w:w="2351"/>
+            <w:tcW w:type="dxa" w:w="3135"/>
           </w:tcPr>
           <w:p>
             <w:r/>
@@ -7404,7 +7005,7 @@
         </w:tc>
         <w:tc>
           <w:tcPr>
-            <w:tcW w:type="dxa" w:w="2351"/>
+            <w:tcW w:type="dxa" w:w="3135"/>
           </w:tcPr>
           <w:p>
             <w:r/>
@@ -7418,26 +7019,11 @@
             </w:r>
           </w:p>
         </w:tc>
-        <w:tc>
-          <w:tcPr>
-            <w:tcW w:type="dxa" w:w="2351"/>
-          </w:tcPr>
-          <w:p>
-            <w:r/>
-            <w:r>
-              <w:rPr>
-                <w:rFonts w:ascii="Calibri" w:hAnsi="Calibri"/>
-                <w:b w:val="0"/>
-                <w:sz w:val="20"/>
-              </w:rPr>
-            </w:r>
-          </w:p>
-        </w:tc>
       </w:tr>
       <w:tr>
         <w:tc>
           <w:tcPr>
-            <w:tcW w:type="dxa" w:w="2351"/>
+            <w:tcW w:type="dxa" w:w="3135"/>
           </w:tcPr>
           <w:p>
             <w:r/>
@@ -7453,7 +7039,7 @@
         </w:tc>
         <w:tc>
           <w:tcPr>
-            <w:tcW w:type="dxa" w:w="2351"/>
+            <w:tcW w:type="dxa" w:w="3135"/>
           </w:tcPr>
           <w:p>
             <w:r/>
@@ -7469,7 +7055,7 @@
         </w:tc>
         <w:tc>
           <w:tcPr>
-            <w:tcW w:type="dxa" w:w="2351"/>
+            <w:tcW w:type="dxa" w:w="3135"/>
           </w:tcPr>
           <w:p>
             <w:r/>
@@ -7483,26 +7069,11 @@
             </w:r>
           </w:p>
         </w:tc>
-        <w:tc>
-          <w:tcPr>
-            <w:tcW w:type="dxa" w:w="2351"/>
-          </w:tcPr>
-          <w:p>
-            <w:r/>
-            <w:r>
-              <w:rPr>
-                <w:rFonts w:ascii="Calibri" w:hAnsi="Calibri"/>
-                <w:b w:val="0"/>
-                <w:sz w:val="20"/>
-              </w:rPr>
-            </w:r>
-          </w:p>
-        </w:tc>
       </w:tr>
       <w:tr>
         <w:tc>
           <w:tcPr>
-            <w:tcW w:type="dxa" w:w="2351"/>
+            <w:tcW w:type="dxa" w:w="3135"/>
           </w:tcPr>
           <w:p>
             <w:r/>
@@ -7518,7 +7089,7 @@
         </w:tc>
         <w:tc>
           <w:tcPr>
-            <w:tcW w:type="dxa" w:w="2351"/>
+            <w:tcW w:type="dxa" w:w="3135"/>
           </w:tcPr>
           <w:p>
             <w:r/>
@@ -7534,7 +7105,7 @@
         </w:tc>
         <w:tc>
           <w:tcPr>
-            <w:tcW w:type="dxa" w:w="2351"/>
+            <w:tcW w:type="dxa" w:w="3135"/>
           </w:tcPr>
           <w:p>
             <w:r/>
@@ -7548,26 +7119,11 @@
             </w:r>
           </w:p>
         </w:tc>
-        <w:tc>
-          <w:tcPr>
-            <w:tcW w:type="dxa" w:w="2351"/>
-          </w:tcPr>
-          <w:p>
-            <w:r/>
-            <w:r>
-              <w:rPr>
-                <w:rFonts w:ascii="Calibri" w:hAnsi="Calibri"/>
-                <w:b w:val="0"/>
-                <w:sz w:val="20"/>
-              </w:rPr>
-            </w:r>
-          </w:p>
-        </w:tc>
       </w:tr>
       <w:tr>
         <w:tc>
           <w:tcPr>
-            <w:tcW w:type="dxa" w:w="2351"/>
+            <w:tcW w:type="dxa" w:w="3135"/>
           </w:tcPr>
           <w:p>
             <w:r/>
@@ -7583,7 +7139,7 @@
         </w:tc>
         <w:tc>
           <w:tcPr>
-            <w:tcW w:type="dxa" w:w="2351"/>
+            <w:tcW w:type="dxa" w:w="3135"/>
           </w:tcPr>
           <w:p>
             <w:r/>
@@ -7599,7 +7155,7 @@
         </w:tc>
         <w:tc>
           <w:tcPr>
-            <w:tcW w:type="dxa" w:w="2351"/>
+            <w:tcW w:type="dxa" w:w="3135"/>
           </w:tcPr>
           <w:p>
             <w:r/>
@@ -7610,21 +7166,6 @@
                 <w:sz w:val="20"/>
               </w:rPr>
               <w:t>Pastikan Source Select = bawah (Arduino A0/A1/A2)</w:t>
-            </w:r>
-          </w:p>
-        </w:tc>
-        <w:tc>
-          <w:tcPr>
-            <w:tcW w:type="dxa" w:w="2351"/>
-          </w:tcPr>
-          <w:p>
-            <w:r/>
-            <w:r>
-              <w:rPr>
-                <w:rFonts w:ascii="Calibri" w:hAnsi="Calibri"/>
-                <w:b w:val="0"/>
-                <w:sz w:val="20"/>
-              </w:rPr>
             </w:r>
           </w:p>
         </w:tc>

--- a/workshop instruction/WS1 - Battery State Controller with Stateflow and Code Generation for Arduino_id.docx
+++ b/workshop instruction/WS1 - Battery State Controller with Stateflow and Code Generation for Arduino_id.docx
@@ -1094,6 +1094,81 @@
     </w:p>
     <w:p>
       <w:pPr>
+        <w:jc w:val="center"/>
+        <w:keepNext/>
+      </w:pPr>
+      <w:r>
+        <w:drawing>
+          <wp:inline xmlns:a="http://schemas.openxmlformats.org/drawingml/2006/main" xmlns:pic="http://schemas.openxmlformats.org/drawingml/2006/picture">
+            <wp:extent cx="5040000" cy="2807000"/>
+            <wp:docPr id="1" name="Picture 1"/>
+            <wp:cNvGraphicFramePr>
+              <a:graphicFrameLocks noChangeAspect="1"/>
+            </wp:cNvGraphicFramePr>
+            <a:graphic>
+              <a:graphicData uri="http://schemas.openxmlformats.org/drawingml/2006/picture">
+                <pic:pic>
+                  <pic:nvPicPr>
+                    <pic:cNvPr id="0" name="screenshot_support_package_installed.png"/>
+                    <pic:cNvPicPr/>
+                  </pic:nvPicPr>
+                  <pic:blipFill>
+                    <a:blip r:embed="rId10"/>
+                    <a:stretch>
+                      <a:fillRect/>
+                    </a:stretch>
+                  </pic:blipFill>
+                  <pic:spPr>
+                    <a:xfrm>
+                      <a:off x="0" y="0"/>
+                      <a:ext cx="5040000" cy="2807000"/>
+                    </a:xfrm>
+                    <a:prstGeom prst="rect"/>
+                  </pic:spPr>
+                </pic:pic>
+              </a:graphicData>
+            </a:graphic>
+          </wp:inline>
+        </w:drawing>
+      </w:r>
+    </w:p>
+    <w:p>
+      <w:pPr>
+        <w:spacing w:after="120"/>
+      </w:pPr>
+      <w:r>
+        <w:t xml:space="preserve">*Kedua package Arduino disorot merah: </w:t>
+      </w:r>
+      <w:r>
+        <w:rPr>
+          <w:b/>
+        </w:rPr>
+        <w:t>Simulink Support Package for Arduino Hardware</w:t>
+      </w:r>
+      <w:r>
+        <w:t xml:space="preserve"> (kiri) dan </w:t>
+      </w:r>
+      <w:r>
+        <w:rPr>
+          <w:b/>
+        </w:rPr>
+        <w:t>MATLAB Support Package for Arduino Hardware</w:t>
+      </w:r>
+      <w:r>
+        <w:t xml:space="preserve"> (tengah). Keduanya harus berstatus </w:t>
+      </w:r>
+      <w:r>
+        <w:rPr>
+          <w:b/>
+        </w:rPr>
+        <w:t>Installed</w:t>
+      </w:r>
+      <w:r>
+        <w:t>.*</w:t>
+      </w:r>
+    </w:p>
+    <w:p>
+      <w:pPr>
         <w:spacing w:after="120"/>
       </w:pPr>
       <w:r>
@@ -1372,6 +1447,126 @@
     </w:p>
     <w:p>
       <w:pPr>
+        <w:jc w:val="center"/>
+        <w:keepNext/>
+      </w:pPr>
+      <w:r>
+        <w:drawing>
+          <wp:inline xmlns:a="http://schemas.openxmlformats.org/drawingml/2006/main" xmlns:pic="http://schemas.openxmlformats.org/drawingml/2006/picture">
+            <wp:extent cx="5040000" cy="2675769"/>
+            <wp:docPr id="2" name="Picture 2"/>
+            <wp:cNvGraphicFramePr>
+              <a:graphicFrameLocks noChangeAspect="1"/>
+            </wp:cNvGraphicFramePr>
+            <a:graphic>
+              <a:graphicData uri="http://schemas.openxmlformats.org/drawingml/2006/picture">
+                <pic:pic>
+                  <pic:nvPicPr>
+                    <pic:cNvPr id="0" name="screenshot_ver_stateflow.png"/>
+                    <pic:cNvPicPr/>
+                  </pic:nvPicPr>
+                  <pic:blipFill>
+                    <a:blip r:embed="rId11"/>
+                    <a:stretch>
+                      <a:fillRect/>
+                    </a:stretch>
+                  </pic:blipFill>
+                  <pic:spPr>
+                    <a:xfrm>
+                      <a:off x="0" y="0"/>
+                      <a:ext cx="5040000" cy="2675769"/>
+                    </a:xfrm>
+                    <a:prstGeom prst="rect"/>
+                  </pic:spPr>
+                </pic:pic>
+              </a:graphicData>
+            </a:graphic>
+          </wp:inline>
+        </w:drawing>
+      </w:r>
+    </w:p>
+    <w:p>
+      <w:pPr>
+        <w:jc w:val="center"/>
+        <w:keepNext/>
+      </w:pPr>
+      <w:r>
+        <w:drawing>
+          <wp:inline xmlns:a="http://schemas.openxmlformats.org/drawingml/2006/main" xmlns:pic="http://schemas.openxmlformats.org/drawingml/2006/picture">
+            <wp:extent cx="5040000" cy="2675769"/>
+            <wp:docPr id="3" name="Picture 3"/>
+            <wp:cNvGraphicFramePr>
+              <a:graphicFrameLocks noChangeAspect="1"/>
+            </wp:cNvGraphicFramePr>
+            <a:graphic>
+              <a:graphicData uri="http://schemas.openxmlformats.org/drawingml/2006/picture">
+                <pic:pic>
+                  <pic:nvPicPr>
+                    <pic:cNvPr id="0" name="screenshot_ver_simulink.png"/>
+                    <pic:cNvPicPr/>
+                  </pic:nvPicPr>
+                  <pic:blipFill>
+                    <a:blip r:embed="rId12"/>
+                    <a:stretch>
+                      <a:fillRect/>
+                    </a:stretch>
+                  </pic:blipFill>
+                  <pic:spPr>
+                    <a:xfrm>
+                      <a:off x="0" y="0"/>
+                      <a:ext cx="5040000" cy="2675769"/>
+                    </a:xfrm>
+                    <a:prstGeom prst="rect"/>
+                  </pic:spPr>
+                </pic:pic>
+              </a:graphicData>
+            </a:graphic>
+          </wp:inline>
+        </w:drawing>
+      </w:r>
+    </w:p>
+    <w:p>
+      <w:pPr>
+        <w:jc w:val="center"/>
+        <w:keepNext/>
+      </w:pPr>
+      <w:r>
+        <w:drawing>
+          <wp:inline xmlns:a="http://schemas.openxmlformats.org/drawingml/2006/main" xmlns:pic="http://schemas.openxmlformats.org/drawingml/2006/picture">
+            <wp:extent cx="5040000" cy="2675769"/>
+            <wp:docPr id="4" name="Picture 4"/>
+            <wp:cNvGraphicFramePr>
+              <a:graphicFrameLocks noChangeAspect="1"/>
+            </wp:cNvGraphicFramePr>
+            <a:graphic>
+              <a:graphicData uri="http://schemas.openxmlformats.org/drawingml/2006/picture">
+                <pic:pic>
+                  <pic:nvPicPr>
+                    <pic:cNvPr id="0" name="screenshot_ver_embeddedcoder.png"/>
+                    <pic:cNvPicPr/>
+                  </pic:nvPicPr>
+                  <pic:blipFill>
+                    <a:blip r:embed="rId13"/>
+                    <a:stretch>
+                      <a:fillRect/>
+                    </a:stretch>
+                  </pic:blipFill>
+                  <pic:spPr>
+                    <a:xfrm>
+                      <a:off x="0" y="0"/>
+                      <a:ext cx="5040000" cy="2675769"/>
+                    </a:xfrm>
+                    <a:prstGeom prst="rect"/>
+                  </pic:spPr>
+                </pic:pic>
+              </a:graphicData>
+            </a:graphic>
+          </wp:inline>
+        </w:drawing>
+      </w:r>
+    </w:p>
+    <w:p>
+      <w:pPr>
         <w:spacing w:after="120"/>
         <w:ind w:left="170"/>
       </w:pPr>
@@ -1700,7 +1895,7 @@
         <w:drawing>
           <wp:inline xmlns:a="http://schemas.openxmlformats.org/drawingml/2006/main" xmlns:pic="http://schemas.openxmlformats.org/drawingml/2006/picture">
             <wp:extent cx="5040000" cy="2036097"/>
-            <wp:docPr id="1" name="Picture 1"/>
+            <wp:docPr id="5" name="Picture 5"/>
             <wp:cNvGraphicFramePr>
               <a:graphicFrameLocks noChangeAspect="1"/>
             </wp:cNvGraphicFramePr>
@@ -1712,7 +1907,7 @@
                     <pic:cNvPicPr/>
                   </pic:nvPicPr>
                   <pic:blipFill>
-                    <a:blip r:embed="rId10"/>
+                    <a:blip r:embed="rId14"/>
                     <a:stretch>
                       <a:fillRect/>
                     </a:stretch>
@@ -3021,7 +3216,7 @@
         <w:drawing>
           <wp:inline xmlns:a="http://schemas.openxmlformats.org/drawingml/2006/main" xmlns:pic="http://schemas.openxmlformats.org/drawingml/2006/picture">
             <wp:extent cx="5040000" cy="2400778"/>
-            <wp:docPr id="2" name="Picture 2"/>
+            <wp:docPr id="6" name="Picture 6"/>
             <wp:cNvGraphicFramePr>
               <a:graphicFrameLocks noChangeAspect="1"/>
             </wp:cNvGraphicFramePr>
@@ -3033,7 +3228,7 @@
                     <pic:cNvPicPr/>
                   </pic:nvPicPr>
                   <pic:blipFill>
-                    <a:blip r:embed="rId11"/>
+                    <a:blip r:embed="rId15"/>
                     <a:stretch>
                       <a:fillRect/>
                     </a:stretch>
@@ -5665,7 +5860,7 @@
         <w:drawing>
           <wp:inline xmlns:a="http://schemas.openxmlformats.org/drawingml/2006/main" xmlns:pic="http://schemas.openxmlformats.org/drawingml/2006/picture">
             <wp:extent cx="5040000" cy="2115425"/>
-            <wp:docPr id="3" name="Picture 3"/>
+            <wp:docPr id="7" name="Picture 7"/>
             <wp:cNvGraphicFramePr>
               <a:graphicFrameLocks noChangeAspect="1"/>
             </wp:cNvGraphicFramePr>
@@ -5677,7 +5872,7 @@
                     <pic:cNvPicPr/>
                   </pic:nvPicPr>
                   <pic:blipFill>
-                    <a:blip r:embed="rId12"/>
+                    <a:blip r:embed="rId16"/>
                     <a:stretch>
                       <a:fillRect/>
                     </a:stretch>
@@ -5718,7 +5913,7 @@
         <w:drawing>
           <wp:inline xmlns:a="http://schemas.openxmlformats.org/drawingml/2006/main" xmlns:pic="http://schemas.openxmlformats.org/drawingml/2006/picture">
             <wp:extent cx="5040000" cy="2320481"/>
-            <wp:docPr id="4" name="Picture 4"/>
+            <wp:docPr id="8" name="Picture 8"/>
             <wp:cNvGraphicFramePr>
               <a:graphicFrameLocks noChangeAspect="1"/>
             </wp:cNvGraphicFramePr>
@@ -5730,7 +5925,7 @@
                     <pic:cNvPicPr/>
                   </pic:nvPicPr>
                   <pic:blipFill>
-                    <a:blip r:embed="rId13"/>
+                    <a:blip r:embed="rId17"/>
                     <a:stretch>
                       <a:fillRect/>
                     </a:stretch>
